--- a/apresentacao/roteiros/Parte 4 - Consultas OLAP.docx
+++ b/apresentacao/roteiros/Parte 4 - Consultas OLAP.docx
@@ -24,7 +24,7 @@
       </w:pPr>
       <w:r>
         <w:rPr/>
-        <w:t>Apresentador: Matheus Rodrigues · slides 19 a 26 · cerca de 5 minutos</w:t>
+        <w:t>Slides 19 a 26 · cerca de 5 minutos</w:t>
       </w:r>
     </w:p>
     <w:p>
